--- a/Projetos/Vestibular/rotina-08-a-10-10.docx
+++ b/Projetos/Vestibular/rotina-08-a-10-10.docx
@@ -1332,20 +1332,8 @@
           <w:sz-cs w:val="20"/>
           <w:b/>
         </w:rPr>
-        <w:t xml:space="preserve">Clima, eventos extremos e energia</w:t>
-      </w:r>
-      <w:r>
-        <w:rPr>
-          <w:rFonts w:ascii="Times" w:hAnsi="Times" w:cs="Times"/>
-          <w:sz w:val="16"/>
-          <w:sz-cs w:val="16"/>
-          <w:color w:val="868E96"/>
-        </w:rPr>
-        <w:t xml:space="preserve"/>
-      </w:r>
-    </w:p>
-    <w:p>
-      <w:pPr/>
+        <w:t xml:space="preserve">Relevo </w:t>
+      </w:r>
       <w:r>
         <w:rPr>
           <w:rFonts w:ascii="Times" w:hAnsi="Times" w:cs="Times"/>
@@ -1353,7 +1341,7 @@
           <w:sz-cs w:val="18"/>
           <w:color w:val="343A40"/>
         </w:rPr>
-        <w:t xml:space="preserve">Aquecimento global, chuvas extremas, furacões. Energia e petróleo (OPEP+, Oriente Médio, apagões) caiu nas 3 provas.</w:t>
+        <w:t xml:space="preserve"/>
       </w:r>
     </w:p>
     <w:p>
